--- a/rendered/projects/kwaai-knowledge/plans/submission54-4page.docx
+++ b/rendered/projects/kwaai-knowledge/plans/submission54-4page.docx
@@ -172,13 +172,7 @@
         <w:t xml:space="preserve"> </w:t>
       </w:r>
       <w:r>
-        <w:t xml:space="preserve">ingestion; what extraction gets wrong (a missing type, an empty description, one person under three</w:t>
-      </w:r>
-      <w:r>
-        <w:t xml:space="preserve"> </w:t>
-      </w:r>
-      <w:r>
-        <w:t xml:space="preserve">spellings) stays wrong. Biological memory, by contrast, is consolidated offline [McClelland et al.</w:t>
+        <w:t xml:space="preserve">ingestion; what extraction gets wrong (a missing type, a duplicate) stays wrong. Biological memory, by contrast, is consolidated offline [McClelland et al.</w:t>
       </w:r>
       <w:r>
         <w:t xml:space="preserve"> </w:t>
@@ -819,10 +813,10 @@
         <w:tblLayout w:type="fixed"/>
       </w:tblPr>
       <w:tblGrid>
-        <w:gridCol w:w="3888"/>
+        <w:gridCol w:w="3600"/>
         <w:gridCol w:w="1872"/>
-        <w:gridCol w:w="1584"/>
-        <w:gridCol w:w="864"/>
+        <w:gridCol w:w="1944"/>
+        <w:gridCol w:w="792"/>
       </w:tblGrid>
       <w:tr>
         <w:trPr>
@@ -830,7 +824,7 @@
         </w:trPr>
         <w:tc>
           <w:tcPr>
-            <w:tcW w:type="dxa" w:w="3888"/>
+            <w:tcW w:type="dxa" w:w="3600"/>
           </w:tcPr>
           <w:p>
             <w:pPr>
@@ -856,7 +850,7 @@
         </w:tc>
         <w:tc>
           <w:tcPr>
-            <w:tcW w:type="dxa" w:w="1584"/>
+            <w:tcW w:type="dxa" w:w="1944"/>
           </w:tcPr>
           <w:p>
             <w:pPr>
@@ -869,7 +863,7 @@
         </w:tc>
         <w:tc>
           <w:tcPr>
-            <w:tcW w:type="dxa" w:w="864"/>
+            <w:tcW w:type="dxa" w:w="792"/>
           </w:tcPr>
           <w:p>
             <w:pPr>
@@ -884,7 +878,7 @@
       <w:tr>
         <w:tc>
           <w:tcPr>
-            <w:tcW w:type="dxa" w:w="3888"/>
+            <w:tcW w:type="dxa" w:w="3600"/>
           </w:tcPr>
           <w:p>
             <w:pPr>
@@ -910,7 +904,7 @@
         </w:tc>
         <w:tc>
           <w:tcPr>
-            <w:tcW w:type="dxa" w:w="1584"/>
+            <w:tcW w:type="dxa" w:w="1944"/>
           </w:tcPr>
           <w:p>
             <w:pPr>
@@ -923,7 +917,7 @@
         </w:tc>
         <w:tc>
           <w:tcPr>
-            <w:tcW w:type="dxa" w:w="864"/>
+            <w:tcW w:type="dxa" w:w="792"/>
           </w:tcPr>
           <w:p>
             <w:pPr>
@@ -938,7 +932,7 @@
       <w:tr>
         <w:tc>
           <w:tcPr>
-            <w:tcW w:type="dxa" w:w="3888"/>
+            <w:tcW w:type="dxa" w:w="3600"/>
           </w:tcPr>
           <w:p>
             <w:pPr>
@@ -964,7 +958,7 @@
         </w:tc>
         <w:tc>
           <w:tcPr>
-            <w:tcW w:type="dxa" w:w="1584"/>
+            <w:tcW w:type="dxa" w:w="1944"/>
           </w:tcPr>
           <w:p>
             <w:pPr>
@@ -977,7 +971,7 @@
         </w:tc>
         <w:tc>
           <w:tcPr>
-            <w:tcW w:type="dxa" w:w="864"/>
+            <w:tcW w:type="dxa" w:w="792"/>
           </w:tcPr>
           <w:p>
             <w:pPr>
@@ -992,7 +986,7 @@
       <w:tr>
         <w:tc>
           <w:tcPr>
-            <w:tcW w:type="dxa" w:w="3888"/>
+            <w:tcW w:type="dxa" w:w="3600"/>
           </w:tcPr>
           <w:p>
             <w:pPr>
@@ -1018,7 +1012,7 @@
         </w:tc>
         <w:tc>
           <w:tcPr>
-            <w:tcW w:type="dxa" w:w="1584"/>
+            <w:tcW w:type="dxa" w:w="1944"/>
           </w:tcPr>
           <w:p>
             <w:pPr>
@@ -1031,7 +1025,7 @@
         </w:tc>
         <w:tc>
           <w:tcPr>
-            <w:tcW w:type="dxa" w:w="864"/>
+            <w:tcW w:type="dxa" w:w="792"/>
           </w:tcPr>
           <w:p>
             <w:pPr>
@@ -1046,7 +1040,7 @@
       <w:tr>
         <w:tc>
           <w:tcPr>
-            <w:tcW w:type="dxa" w:w="3888"/>
+            <w:tcW w:type="dxa" w:w="3600"/>
           </w:tcPr>
           <w:p>
             <w:pPr>
@@ -1072,7 +1066,7 @@
         </w:tc>
         <w:tc>
           <w:tcPr>
-            <w:tcW w:type="dxa" w:w="1584"/>
+            <w:tcW w:type="dxa" w:w="1944"/>
           </w:tcPr>
           <w:p>
             <w:pPr>
@@ -1085,7 +1079,7 @@
         </w:tc>
         <w:tc>
           <w:tcPr>
-            <w:tcW w:type="dxa" w:w="864"/>
+            <w:tcW w:type="dxa" w:w="792"/>
           </w:tcPr>
           <w:p>
             <w:pPr>
@@ -1100,7 +1094,7 @@
       <w:tr>
         <w:tc>
           <w:tcPr>
-            <w:tcW w:type="dxa" w:w="3888"/>
+            <w:tcW w:type="dxa" w:w="3600"/>
           </w:tcPr>
           <w:p>
             <w:pPr>
@@ -1126,7 +1120,7 @@
         </w:tc>
         <w:tc>
           <w:tcPr>
-            <w:tcW w:type="dxa" w:w="1584"/>
+            <w:tcW w:type="dxa" w:w="1944"/>
           </w:tcPr>
           <w:p>
             <w:pPr>
@@ -1139,7 +1133,7 @@
         </w:tc>
         <w:tc>
           <w:tcPr>
-            <w:tcW w:type="dxa" w:w="864"/>
+            <w:tcW w:type="dxa" w:w="792"/>
           </w:tcPr>
           <w:p>
             <w:pPr>
@@ -1154,7 +1148,7 @@
       <w:tr>
         <w:tc>
           <w:tcPr>
-            <w:tcW w:type="dxa" w:w="3888"/>
+            <w:tcW w:type="dxa" w:w="3600"/>
           </w:tcPr>
           <w:p>
             <w:pPr>
@@ -1180,7 +1174,7 @@
         </w:tc>
         <w:tc>
           <w:tcPr>
-            <w:tcW w:type="dxa" w:w="1584"/>
+            <w:tcW w:type="dxa" w:w="1944"/>
           </w:tcPr>
           <w:p>
             <w:pPr>
@@ -1193,7 +1187,7 @@
         </w:tc>
         <w:tc>
           <w:tcPr>
-            <w:tcW w:type="dxa" w:w="864"/>
+            <w:tcW w:type="dxa" w:w="792"/>
           </w:tcPr>
           <w:p>
             <w:pPr>
@@ -1208,7 +1202,7 @@
       <w:tr>
         <w:tc>
           <w:tcPr>
-            <w:tcW w:type="dxa" w:w="3888"/>
+            <w:tcW w:type="dxa" w:w="3600"/>
           </w:tcPr>
           <w:p>
             <w:pPr>
@@ -1234,7 +1228,7 @@
         </w:tc>
         <w:tc>
           <w:tcPr>
-            <w:tcW w:type="dxa" w:w="1584"/>
+            <w:tcW w:type="dxa" w:w="1944"/>
           </w:tcPr>
           <w:p>
             <w:pPr>
@@ -1247,7 +1241,7 @@
         </w:tc>
         <w:tc>
           <w:tcPr>
-            <w:tcW w:type="dxa" w:w="864"/>
+            <w:tcW w:type="dxa" w:w="792"/>
           </w:tcPr>
           <w:p>
             <w:pPr>
@@ -1304,6 +1298,34 @@
       </w:r>
       <w:r>
         <w:t xml:space="preserve">several in response to specific questions, and account for about 25 points.</w:t>
+      </w:r>
+    </w:p>
+    <w:p>
+      <w:pPr/>
+      <w:r>
+        <w:rPr>
+          <w:b/>
+          <w:bCs/>
+        </w:rPr>
+        <w:t xml:space="preserve">Cost.</w:t>
+      </w:r>
+      <w:r>
+        <w:t xml:space="preserve"> </w:t>
+      </w:r>
+      <w:r>
+        <w:t xml:space="preserve">Graph construction ran at 0.17–0.83 passages/s on two commodity GPUs (15,018 passages in</w:t>
+      </w:r>
+      <w:r>
+        <w:t xml:space="preserve"> </w:t>
+      </w:r>
+      <w:r>
+        <w:t xml:space="preserve">18 h), depending on entity density. A dream cycle of 200 completions took 3–21 min (median 13), with no</w:t>
+      </w:r>
+      <w:r>
+        <w:t xml:space="preserve"> </w:t>
+      </w:r>
+      <w:r>
+        <w:t xml:space="preserve">trend in graph size; a converged cycle takes seconds.</w:t>
       </w:r>
     </w:p>
     <w:p>
@@ -1378,34 +1400,6 @@
         <w:t xml:space="preserve">instrument. Orange: dream cycles only. Green: curated seed edits only.</w:t>
       </w:r>
     </w:p>
-    <w:p>
-      <w:pPr/>
-      <w:r>
-        <w:rPr>
-          <w:b/>
-          <w:bCs/>
-        </w:rPr>
-        <w:t xml:space="preserve">Cost.</w:t>
-      </w:r>
-      <w:r>
-        <w:t xml:space="preserve"> </w:t>
-      </w:r>
-      <w:r>
-        <w:t xml:space="preserve">Graph construction ran at 0.17–0.83 passages/s on two commodity GPUs (15,018 passages in</w:t>
-      </w:r>
-      <w:r>
-        <w:t xml:space="preserve"> </w:t>
-      </w:r>
-      <w:r>
-        <w:t xml:space="preserve">18 h), depending on entity density. A dream cycle of 200 completions took 3–21 min (median 13), with no</w:t>
-      </w:r>
-      <w:r>
-        <w:t xml:space="preserve"> </w:t>
-      </w:r>
-      <w:r>
-        <w:t xml:space="preserve">trend in graph size; a converged cycle takes seconds.</w:t>
-      </w:r>
-    </w:p>
     <w:bookmarkEnd w:id="38"/>
     <w:bookmarkStart w:id="39" w:name="discussion-and-limitations"/>
     <w:p>
@@ -1489,7 +1483,7 @@
         <w:pStyle w:val="Bibliography"/>
       </w:pPr>
       <w:r>
-        <w:t xml:space="preserve">Cormack, G. V., Clarke, C. L. A., Büttcher, S. 2009. Reciprocal rank fusion outperforms Condorcet and individual rank learning methods. SIGIR.</w:t>
+        <w:t xml:space="preserve">Cormack, G. V., Clarke, C. L. A., Büttcher, S. 2009. Reciprocal rank fusion outperforms Condorcet and individual rank learning methods. In Proc. SIGIR ’09, 758–759.</w:t>
       </w:r>
     </w:p>
     <w:p>
@@ -1513,7 +1507,7 @@
         <w:pStyle w:val="Bibliography"/>
       </w:pPr>
       <w:r>
-        <w:t xml:space="preserve">Guo, Z., et al. 2024. LightRAG: Simple and fast retrieval-augmented generation. arXiv:2410.05779.</w:t>
+        <w:t xml:space="preserve">Guo, Z., et al. 2025. LightRAG: Simple and fast retrieval-augmented generation. In Findings of EMNLP 2025, 10746–10761.</w:t>
       </w:r>
     </w:p>
     <w:p>
@@ -1521,7 +1515,7 @@
         <w:pStyle w:val="Bibliography"/>
       </w:pPr>
       <w:r>
-        <w:t xml:space="preserve">Gutiérrez, B. J., et al. 2024. HippoRAG: Neurobiologically inspired long-term memory for large language models. NeurIPS.</w:t>
+        <w:t xml:space="preserve">Gutiérrez, B. J., et al. 2024. HippoRAG: Neurobiologically inspired long-term memory for large language models. In NeurIPS 2024.</w:t>
       </w:r>
     </w:p>
     <w:p>
@@ -1529,7 +1523,7 @@
         <w:pStyle w:val="Bibliography"/>
       </w:pPr>
       <w:r>
-        <w:t xml:space="preserve">McClelland, J. L., McNaughton, B. L., O’Reilly, R. C. 1995. Why there are complementary learning systems in the hippocampus and neocortex. Psychol. Rev. 102(3), 419–457.</w:t>
+        <w:t xml:space="preserve">McClelland, J. L., McNaughton, B. L., O’Reilly, R. C. 1995. Why there are complementary learning systems in the hippocampus and neocortex: Insights from the successes and failures of connectionist models of learning and memory. Psychol. Rev. 102(3), 419–457.</w:t>
       </w:r>
     </w:p>
     <w:bookmarkEnd w:id="39"/>
